--- a/backend/templates/service_note_payment.docx
+++ b/backend/templates/service_note_payment.docx
@@ -4,11 +4,191 @@
   <w:body>
     <w:p>
       <w:pPr>
+        <w:spacing w:after="80" w:before="0"/>
+        <w:jc w:val="left"/>
+      </w:pPr>
+      <w:r>
+        <w:rPr>
+          <w:rFonts w:ascii="Times New Roman" w:hAnsi="Times New Roman"/>
+          <w:b/>
+          <w:color w:val="1F2937"/>
+          <w:sz w:val="22"/>
+        </w:rPr>
+        <w:t>🎨 ЛЕГЕНДА — как читать этот шаблон</w:t>
+      </w:r>
+    </w:p>
+    <w:p>
+      <w:pPr>
+        <w:spacing w:before="0" w:after="40"/>
+        <w:ind w:firstLine="283"/>
+        <w:jc w:val="left"/>
+      </w:pPr>
+      <w:r>
+        <w:rPr>
+          <w:rFonts w:ascii="Times New Roman" w:hAnsi="Times New Roman"/>
+          <w:b/>
+          <w:color w:val="1E40AF"/>
+          <w:sz w:val="20"/>
+        </w:rPr>
+        <w:t>{{синие переменные}}    — автоподстановка из БД</w:t>
+      </w:r>
+    </w:p>
+    <w:p>
+      <w:pPr>
+        <w:spacing w:before="0" w:after="40"/>
+        <w:ind w:firstLine="283"/>
+        <w:jc w:val="left"/>
+      </w:pPr>
+      <w:r>
+        <w:rPr>
+          <w:rFonts w:ascii="Times New Roman" w:hAnsi="Times New Roman"/>
+          <w:color w:val="15803D"/>
+          <w:sz w:val="20"/>
+        </w:rPr>
+        <w:t>зелёный текст           — вариант 1 в условном блоке</w:t>
+      </w:r>
+    </w:p>
+    <w:p>
+      <w:pPr>
+        <w:spacing w:before="0" w:after="40"/>
+        <w:ind w:firstLine="283"/>
+        <w:jc w:val="left"/>
+      </w:pPr>
+      <w:r>
+        <w:rPr>
+          <w:rFonts w:ascii="Times New Roman" w:hAnsi="Times New Roman"/>
+          <w:color w:val="C2410C"/>
+          <w:sz w:val="20"/>
+        </w:rPr>
+        <w:t>оранжевый текст         — вариант 2</w:t>
+      </w:r>
+    </w:p>
+    <w:p>
+      <w:pPr>
+        <w:spacing w:before="0" w:after="40"/>
+        <w:ind w:firstLine="283"/>
+        <w:jc w:val="left"/>
+      </w:pPr>
+      <w:r>
+        <w:rPr>
+          <w:rFonts w:ascii="Times New Roman" w:hAnsi="Times New Roman"/>
+          <w:i/>
+          <w:color w:val="6B7280"/>
+          <w:sz w:val="20"/>
+        </w:rPr>
+        <w:t>серые {% маркеры %}    — технические условия Jinja2 (не трогать)</w:t>
+      </w:r>
+    </w:p>
+    <w:p>
+      <w:pPr>
+        <w:spacing w:before="80" w:after="40"/>
+        <w:ind w:firstLine="283"/>
+        <w:jc w:val="left"/>
+      </w:pPr>
+      <w:r>
+        <w:rPr>
+          <w:rFonts w:ascii="Times New Roman" w:hAnsi="Times New Roman"/>
+          <w:i/>
+          <w:sz w:val="20"/>
+        </w:rPr>
+        <w:t>⚠️ После открытия в Word удалите эту секцию (от «ЛЕГЕНДА» до строки «—————»).</w:t>
+        <w:br/>
+        <w:t>Полный справочник переменных: SubsidiesView → Шаблоны → «Руководство по переменным»</w:t>
+      </w:r>
+    </w:p>
+    <w:p>
+      <w:pPr>
+        <w:spacing w:before="40" w:after="200"/>
+        <w:jc w:val="left"/>
+      </w:pPr>
+      <w:r>
+        <w:rPr>
+          <w:rFonts w:ascii="Times New Roman" w:hAnsi="Times New Roman"/>
+          <w:color w:val="6B7280"/>
+          <w:sz w:val="20"/>
+        </w:rPr>
+        <w:t>————————————————————————————————————————</w:t>
+      </w:r>
+    </w:p>
+    <w:p>
+      <w:pPr>
+        <w:spacing w:before="0" w:after="40" w:line="276" w:lineRule="exact"/>
+        <w:jc w:val="right"/>
+      </w:pPr>
+      <w:r>
+        <w:rPr>
+          <w:rFonts w:ascii="Times New Roman" w:hAnsi="Times New Roman"/>
+          <w:b w:val="0"/>
+          <w:i w:val="0"/>
+          <w:sz w:val="24"/>
+        </w:rPr>
+        <w:t>Президенту ВСКС</w:t>
+      </w:r>
+    </w:p>
+    <w:p>
+      <w:pPr>
+        <w:spacing w:before="0" w:after="120" w:line="276" w:lineRule="exact"/>
+        <w:jc w:val="right"/>
+      </w:pPr>
+      <w:r>
+        <w:rPr>
+          <w:rFonts w:ascii="Times New Roman" w:hAnsi="Times New Roman"/>
+          <w:b/>
+          <w:color w:val="1E40AF"/>
+          <w:sz w:val="24"/>
+        </w:rPr>
+        <w:t>{{customer_signatory_name_genitive}}</w:t>
+      </w:r>
+    </w:p>
+    <w:p>
+      <w:pPr>
+        <w:spacing w:before="0" w:after="40" w:line="276" w:lineRule="exact"/>
+        <w:jc w:val="right"/>
+      </w:pPr>
+      <w:r>
+        <w:rPr>
+          <w:rFonts w:ascii="Times New Roman" w:hAnsi="Times New Roman"/>
+          <w:b w:val="0"/>
+          <w:i w:val="0"/>
+          <w:sz w:val="24"/>
+        </w:rPr>
+        <w:t xml:space="preserve">от </w:t>
+      </w:r>
+      <w:r>
+        <w:rPr>
+          <w:rFonts w:ascii="Times New Roman" w:hAnsi="Times New Roman"/>
+          <w:b/>
+          <w:color w:val="1E40AF"/>
+          <w:sz w:val="24"/>
+        </w:rPr>
+        <w:t>{{initiator_role}}</w:t>
+      </w:r>
+    </w:p>
+    <w:p>
+      <w:pPr>
+        <w:spacing w:before="0" w:after="200" w:line="276" w:lineRule="exact"/>
+        <w:jc w:val="right"/>
+      </w:pPr>
+      <w:r>
+        <w:rPr>
+          <w:rFonts w:ascii="Times New Roman" w:hAnsi="Times New Roman"/>
+          <w:b/>
+          <w:color w:val="1E40AF"/>
+          <w:sz w:val="24"/>
+        </w:rPr>
+        <w:t>{{initiator_name}}</w:t>
+      </w:r>
+    </w:p>
+    <w:p>
+      <w:pPr>
+        <w:spacing w:before="0" w:after="0" w:line="276" w:lineRule="exact"/>
         <w:jc w:val="center"/>
       </w:pPr>
       <w:r>
         <w:rPr>
+          <w:rFonts w:ascii="Times New Roman" w:hAnsi="Times New Roman"/>
           <w:b/>
+          <w:i w:val="0"/>
           <w:sz w:val="28"/>
         </w:rPr>
         <w:t>СЛУЖЕБНАЯ ЗАПИСКА</w:t>
@@ -16,248 +196,545 @@
     </w:p>
     <w:p>
       <w:pPr>
+        <w:spacing w:before="0" w:after="0" w:line="276" w:lineRule="exact"/>
         <w:jc w:val="center"/>
       </w:pPr>
       <w:r>
         <w:rPr>
-          <w:sz w:val="22"/>
-        </w:rPr>
-        <w:t>на оплату поставленного товара / услуги</w:t>
-      </w:r>
-    </w:p>
-    <w:p/>
-    <w:p>
-      <w:pPr>
-        <w:spacing w:after="40"/>
-      </w:pPr>
-      <w:r>
-        <w:rPr>
-          <w:b/>
+          <w:rFonts w:ascii="Times New Roman" w:hAnsi="Times New Roman"/>
+          <w:i/>
+          <w:color w:val="6B7280"/>
           <w:sz w:val="20"/>
         </w:rPr>
-        <w:t xml:space="preserve">Дата: </w:t>
-      </w:r>
-      <w:r>
-        <w:rPr>
-          <w:sz w:val="20"/>
-        </w:rPr>
-        <w:t>{{today}}</w:t>
+        <w:t>{% if doc_kind == 'payment' %}</w:t>
       </w:r>
     </w:p>
     <w:p>
       <w:pPr>
-        <w:spacing w:after="40"/>
+        <w:spacing w:before="0" w:after="80" w:line="276" w:lineRule="exact"/>
+        <w:jc w:val="center"/>
       </w:pPr>
       <w:r>
         <w:rPr>
+          <w:rFonts w:ascii="Times New Roman" w:hAnsi="Times New Roman"/>
+          <w:color w:val="15803D"/>
+          <w:sz w:val="24"/>
+        </w:rPr>
+        <w:t>об оплате</w:t>
+      </w:r>
+    </w:p>
+    <w:p>
+      <w:pPr>
+        <w:spacing w:before="0" w:after="120" w:line="276" w:lineRule="exact"/>
+        <w:jc w:val="center"/>
+      </w:pPr>
+      <w:r>
+        <w:rPr>
+          <w:rFonts w:ascii="Times New Roman" w:hAnsi="Times New Roman"/>
+          <w:i/>
+          <w:color w:val="6B7280"/>
+          <w:sz w:val="20"/>
+        </w:rPr>
+        <w:t>{% endif %}</w:t>
+      </w:r>
+    </w:p>
+    <w:p>
+      <w:pPr>
+        <w:spacing w:before="0" w:after="200" w:line="276" w:lineRule="exact"/>
+        <w:jc w:val="left"/>
+      </w:pPr>
+      <w:r>
+        <w:rPr>
+          <w:rFonts w:ascii="Times New Roman" w:hAnsi="Times New Roman"/>
+          <w:b w:val="0"/>
+          <w:i w:val="0"/>
+          <w:sz w:val="24"/>
+        </w:rPr>
+        <w:t>г. Москва                          «</w:t>
+      </w:r>
+      <w:r>
+        <w:rPr>
+          <w:rFonts w:ascii="Times New Roman" w:hAnsi="Times New Roman"/>
           <w:b/>
-          <w:sz w:val="20"/>
+          <w:color w:val="1E40AF"/>
+          <w:sz w:val="24"/>
+        </w:rPr>
+        <w:t>{{today}}</w:t>
+      </w:r>
+      <w:r>
+        <w:rPr>
+          <w:rFonts w:ascii="Times New Roman" w:hAnsi="Times New Roman"/>
+          <w:b w:val="0"/>
+          <w:i w:val="0"/>
+          <w:sz w:val="24"/>
+        </w:rPr>
+        <w:t>»</w:t>
+      </w:r>
+    </w:p>
+    <w:p>
+      <w:pPr>
+        <w:spacing w:before="0" w:after="120" w:line="276" w:lineRule="exact"/>
+        <w:jc w:val="both"/>
+      </w:pPr>
+      <w:r>
+        <w:rPr>
+          <w:rFonts w:ascii="Times New Roman" w:hAnsi="Times New Roman"/>
+          <w:b w:val="0"/>
+          <w:i w:val="0"/>
+          <w:sz w:val="24"/>
+        </w:rPr>
+        <w:t xml:space="preserve">Прошу произвести оплату по договору </w:t>
+      </w:r>
+      <w:r>
+        <w:rPr>
+          <w:rFonts w:ascii="Times New Roman" w:hAnsi="Times New Roman"/>
+          <w:b/>
+          <w:color w:val="1E40AF"/>
+          <w:sz w:val="24"/>
+        </w:rPr>
+        <w:t>{{contract_number}}</w:t>
+      </w:r>
+      <w:r>
+        <w:rPr>
+          <w:rFonts w:ascii="Times New Roman" w:hAnsi="Times New Roman"/>
+          <w:b w:val="0"/>
+          <w:i w:val="0"/>
+          <w:sz w:val="24"/>
+        </w:rPr>
+        <w:t xml:space="preserve"> от </w:t>
+      </w:r>
+      <w:r>
+        <w:rPr>
+          <w:rFonts w:ascii="Times New Roman" w:hAnsi="Times New Roman"/>
+          <w:b/>
+          <w:color w:val="1E40AF"/>
+          <w:sz w:val="24"/>
+        </w:rPr>
+        <w:t>{{contract_date}}</w:t>
+      </w:r>
+      <w:r>
+        <w:rPr>
+          <w:rFonts w:ascii="Times New Roman" w:hAnsi="Times New Roman"/>
+          <w:b w:val="0"/>
+          <w:i w:val="0"/>
+          <w:sz w:val="24"/>
+        </w:rPr>
+        <w:t xml:space="preserve"> с </w:t>
+      </w:r>
+      <w:r>
+        <w:rPr>
+          <w:rFonts w:ascii="Times New Roman" w:hAnsi="Times New Roman"/>
+          <w:b/>
+          <w:color w:val="1E40AF"/>
+          <w:sz w:val="24"/>
+        </w:rPr>
+        <w:t>{{contractor_name}}</w:t>
+      </w:r>
+      <w:r>
+        <w:rPr>
+          <w:rFonts w:ascii="Times New Roman" w:hAnsi="Times New Roman"/>
+          <w:b w:val="0"/>
+          <w:i w:val="0"/>
+          <w:sz w:val="24"/>
+        </w:rPr>
+        <w:t xml:space="preserve"> (ИНН </w:t>
+      </w:r>
+      <w:r>
+        <w:rPr>
+          <w:rFonts w:ascii="Times New Roman" w:hAnsi="Times New Roman"/>
+          <w:b/>
+          <w:color w:val="1E40AF"/>
+          <w:sz w:val="24"/>
+        </w:rPr>
+        <w:t>{{contractor_inn}}</w:t>
+      </w:r>
+      <w:r>
+        <w:rPr>
+          <w:rFonts w:ascii="Times New Roman" w:hAnsi="Times New Roman"/>
+          <w:b w:val="0"/>
+          <w:i w:val="0"/>
+          <w:sz w:val="24"/>
+        </w:rPr>
+        <w:t xml:space="preserve">) на сумму </w:t>
+      </w:r>
+      <w:r>
+        <w:rPr>
+          <w:rFonts w:ascii="Times New Roman" w:hAnsi="Times New Roman"/>
+          <w:b/>
+          <w:color w:val="1E40AF"/>
+          <w:sz w:val="24"/>
+        </w:rPr>
+        <w:t>{{contract_price_num}}</w:t>
+      </w:r>
+      <w:r>
+        <w:rPr>
+          <w:rFonts w:ascii="Times New Roman" w:hAnsi="Times New Roman"/>
+          <w:b w:val="0"/>
+          <w:i w:val="0"/>
+          <w:sz w:val="24"/>
+        </w:rPr>
+        <w:t xml:space="preserve"> руб. (</w:t>
+      </w:r>
+      <w:r>
+        <w:rPr>
+          <w:rFonts w:ascii="Times New Roman" w:hAnsi="Times New Roman"/>
+          <w:b/>
+          <w:color w:val="1E40AF"/>
+          <w:sz w:val="24"/>
+        </w:rPr>
+        <w:t>{{contract_price_words}}</w:t>
+      </w:r>
+      <w:r>
+        <w:rPr>
+          <w:rFonts w:ascii="Times New Roman" w:hAnsi="Times New Roman"/>
+          <w:b w:val="0"/>
+          <w:i w:val="0"/>
+          <w:sz w:val="24"/>
+        </w:rPr>
+        <w:t xml:space="preserve">), </w:t>
+      </w:r>
+    </w:p>
+    <w:p>
+      <w:pPr>
+        <w:spacing w:before="0" w:after="120" w:line="276" w:lineRule="exact"/>
+        <w:jc w:val="both"/>
+      </w:pPr>
+      <w:r>
+        <w:rPr>
+          <w:rFonts w:ascii="Times New Roman" w:hAnsi="Times New Roman"/>
+          <w:i/>
+          <w:color w:val="6B7280"/>
+          <w:sz w:val="24"/>
+        </w:rPr>
+        <w:t>{% if vat_applicable %}</w:t>
+      </w:r>
+      <w:r>
+        <w:rPr>
+          <w:rFonts w:ascii="Times New Roman" w:hAnsi="Times New Roman"/>
+          <w:color w:val="15803D"/>
+          <w:sz w:val="24"/>
+        </w:rPr>
+        <w:t xml:space="preserve">в т.ч. НДС </w:t>
+      </w:r>
+      <w:r>
+        <w:rPr>
+          <w:rFonts w:ascii="Times New Roman" w:hAnsi="Times New Roman"/>
+          <w:b/>
+          <w:color w:val="1E40AF"/>
+          <w:sz w:val="24"/>
+        </w:rPr>
+        <w:t>{{vat_rate}}</w:t>
+      </w:r>
+      <w:r>
+        <w:rPr>
+          <w:rFonts w:ascii="Times New Roman" w:hAnsi="Times New Roman"/>
+          <w:color w:val="15803D"/>
+          <w:sz w:val="24"/>
+        </w:rPr>
+        <w:t>%</w:t>
+      </w:r>
+      <w:r>
+        <w:rPr>
+          <w:rFonts w:ascii="Times New Roman" w:hAnsi="Times New Roman"/>
+          <w:i/>
+          <w:color w:val="6B7280"/>
+          <w:sz w:val="24"/>
+        </w:rPr>
+        <w:t>{% else %}</w:t>
+      </w:r>
+      <w:r>
+        <w:rPr>
+          <w:rFonts w:ascii="Times New Roman" w:hAnsi="Times New Roman"/>
+          <w:color w:val="C2410C"/>
+          <w:sz w:val="24"/>
+        </w:rPr>
+        <w:t xml:space="preserve">НДС не облагается на основании </w:t>
+      </w:r>
+      <w:r>
+        <w:rPr>
+          <w:rFonts w:ascii="Times New Roman" w:hAnsi="Times New Roman"/>
+          <w:b/>
+          <w:color w:val="1E40AF"/>
+          <w:sz w:val="24"/>
+        </w:rPr>
+        <w:t>{{vat_exemption_article}}</w:t>
+      </w:r>
+      <w:r>
+        <w:rPr>
+          <w:rFonts w:ascii="Times New Roman" w:hAnsi="Times New Roman"/>
+          <w:i/>
+          <w:color w:val="6B7280"/>
+          <w:sz w:val="24"/>
+        </w:rPr>
+        <w:t>{% endif %}</w:t>
+      </w:r>
+      <w:r>
+        <w:rPr>
+          <w:rFonts w:ascii="Times New Roman" w:hAnsi="Times New Roman"/>
+          <w:b w:val="0"/>
+          <w:i w:val="0"/>
+          <w:sz w:val="24"/>
+        </w:rPr>
+        <w:t>.</w:t>
+      </w:r>
+    </w:p>
+    <w:p>
+      <w:pPr>
+        <w:spacing w:before="0" w:after="80" w:line="276" w:lineRule="exact"/>
+        <w:jc w:val="both"/>
+      </w:pPr>
+      <w:r>
+        <w:rPr>
+          <w:rFonts w:ascii="Times New Roman" w:hAnsi="Times New Roman"/>
+          <w:b w:val="0"/>
+          <w:i w:val="0"/>
+          <w:sz w:val="24"/>
+        </w:rPr>
+        <w:t xml:space="preserve">Категория ФЭО: </w:t>
+      </w:r>
+      <w:r>
+        <w:rPr>
+          <w:rFonts w:ascii="Times New Roman" w:hAnsi="Times New Roman"/>
+          <w:b/>
+          <w:color w:val="1E40AF"/>
+          <w:sz w:val="24"/>
+        </w:rPr>
+        <w:t>{{feo_path}}</w:t>
+      </w:r>
+    </w:p>
+    <w:p>
+      <w:pPr>
+        <w:spacing w:before="0" w:after="80" w:line="276" w:lineRule="exact"/>
+        <w:jc w:val="both"/>
+      </w:pPr>
+      <w:r>
+        <w:rPr>
+          <w:rFonts w:ascii="Times New Roman" w:hAnsi="Times New Roman"/>
+          <w:b w:val="0"/>
+          <w:i w:val="0"/>
+          <w:sz w:val="24"/>
         </w:rPr>
         <w:t xml:space="preserve">Субсидия: </w:t>
       </w:r>
       <w:r>
         <w:rPr>
-          <w:sz w:val="20"/>
+          <w:rFonts w:ascii="Times New Roman" w:hAnsi="Times New Roman"/>
+          <w:b/>
+          <w:color w:val="1E40AF"/>
+          <w:sz w:val="24"/>
         </w:rPr>
-        <w:t>{{subsidy_name}} ({{subsidy_year}})</w:t>
+        <w:t>{{subsidy_name}}</w:t>
       </w:r>
     </w:p>
     <w:p>
       <w:pPr>
-        <w:spacing w:after="40"/>
+        <w:spacing w:before="80" w:after="40" w:line="276" w:lineRule="exact"/>
+        <w:jc w:val="both"/>
       </w:pPr>
       <w:r>
         <w:rPr>
+          <w:rFonts w:ascii="Times New Roman" w:hAnsi="Times New Roman"/>
           <w:b/>
-          <w:sz w:val="20"/>
-        </w:rPr>
-        <w:t xml:space="preserve">Реестровый номер: </w:t>
-      </w:r>
-      <w:r>
-        <w:rPr>
-          <w:sz w:val="20"/>
-        </w:rPr>
-        <w:t>{{registry_number}}</w:t>
-      </w:r>
-    </w:p>
-    <w:p>
-      <w:pPr>
-        <w:spacing w:after="40"/>
-      </w:pPr>
-      <w:r>
-        <w:rPr>
-          <w:b/>
-          <w:sz w:val="20"/>
-        </w:rPr>
-        <w:t xml:space="preserve">Контрагент: </w:t>
-      </w:r>
-      <w:r>
-        <w:rPr>
-          <w:sz w:val="20"/>
-        </w:rPr>
-        <w:t>{{contractor_name}}, ИНН {{contractor_inn}}</w:t>
-      </w:r>
-    </w:p>
-    <w:p>
-      <w:pPr>
-        <w:spacing w:after="40"/>
-      </w:pPr>
-      <w:r>
-        <w:rPr>
-          <w:b/>
-          <w:sz w:val="20"/>
-        </w:rPr>
-        <w:t xml:space="preserve">Договор: </w:t>
-      </w:r>
-      <w:r>
-        <w:rPr>
-          <w:sz w:val="20"/>
-        </w:rPr>
-        <w:t>№{{contract_number}} от {{contract_date}}</w:t>
-      </w:r>
-    </w:p>
-    <w:p>
-      <w:pPr>
-        <w:spacing w:after="40"/>
-      </w:pPr>
-      <w:r>
-        <w:rPr>
-          <w:b/>
-          <w:sz w:val="20"/>
-        </w:rPr>
-        <w:t xml:space="preserve">Сумма договора: </w:t>
-      </w:r>
-      <w:r>
-        <w:rPr>
-          <w:sz w:val="20"/>
-        </w:rPr>
-        <w:t>{{contract_price}}</w:t>
-      </w:r>
-    </w:p>
-    <w:p>
-      <w:pPr>
-        <w:spacing w:after="40"/>
-      </w:pPr>
-      <w:r>
-        <w:rPr>
-          <w:b/>
-          <w:sz w:val="20"/>
-        </w:rPr>
-        <w:t xml:space="preserve">Акт приёмки: </w:t>
-      </w:r>
-      <w:r>
-        <w:rPr>
-          <w:sz w:val="20"/>
-        </w:rPr>
-        <w:t>{{acceptance_doc_name}} №{{acceptance_doc_number}} от {{acceptance_doc_date}}</w:t>
-      </w:r>
-    </w:p>
-    <w:p>
-      <w:pPr>
-        <w:spacing w:after="40"/>
-      </w:pPr>
-      <w:r>
-        <w:rPr>
-          <w:b/>
-          <w:sz w:val="20"/>
-        </w:rPr>
-        <w:t xml:space="preserve">Сумма к оплате: </w:t>
-      </w:r>
-      <w:r>
-        <w:rPr>
-          <w:sz w:val="20"/>
-        </w:rPr>
-        <w:t>{{acceptance_doc_amount}}</w:t>
-      </w:r>
-    </w:p>
-    <w:p>
-      <w:pPr>
-        <w:spacing w:before="80" w:after="80"/>
-        <w:pBdr>
-          <w:bottom w:val="single" w:sz="4" w:space="1" w:color="CCCCCC"/>
-        </w:pBdr>
-      </w:pPr>
-    </w:p>
-    <w:p>
-      <w:r>
-        <w:rPr>
-          <w:b/>
-          <w:sz w:val="20"/>
+          <w:i w:val="0"/>
+          <w:sz w:val="24"/>
         </w:rPr>
         <w:t>Реквизиты получателя:</w:t>
       </w:r>
     </w:p>
     <w:p>
       <w:pPr>
-        <w:spacing w:after="40"/>
+        <w:spacing w:before="0" w:after="40" w:line="276" w:lineRule="exact"/>
+        <w:jc w:val="both"/>
       </w:pPr>
       <w:r>
         <w:rPr>
-          <w:b/>
-          <w:sz w:val="20"/>
+          <w:rFonts w:ascii="Times New Roman" w:hAnsi="Times New Roman"/>
+          <w:b w:val="0"/>
+          <w:i w:val="0"/>
+          <w:sz w:val="24"/>
         </w:rPr>
-        <w:t xml:space="preserve">Расчётный счёт: </w:t>
+        <w:t xml:space="preserve">р/с: </w:t>
       </w:r>
       <w:r>
         <w:rPr>
-          <w:sz w:val="20"/>
+          <w:rFonts w:ascii="Times New Roman" w:hAnsi="Times New Roman"/>
+          <w:b/>
+          <w:color w:val="1E40AF"/>
+          <w:sz w:val="24"/>
         </w:rPr>
         <w:t>{{contractor_settlement_account}}</w:t>
       </w:r>
     </w:p>
     <w:p>
       <w:pPr>
-        <w:spacing w:after="40"/>
+        <w:spacing w:before="0" w:after="40" w:line="276" w:lineRule="exact"/>
+        <w:jc w:val="both"/>
       </w:pPr>
       <w:r>
         <w:rPr>
+          <w:rFonts w:ascii="Times New Roman" w:hAnsi="Times New Roman"/>
+          <w:b w:val="0"/>
+          <w:i w:val="0"/>
+          <w:sz w:val="24"/>
+        </w:rPr>
+        <w:t xml:space="preserve">БИК: </w:t>
+      </w:r>
+      <w:r>
+        <w:rPr>
+          <w:rFonts w:ascii="Times New Roman" w:hAnsi="Times New Roman"/>
           <w:b/>
-          <w:sz w:val="20"/>
+          <w:color w:val="1E40AF"/>
+          <w:sz w:val="24"/>
+        </w:rPr>
+        <w:t>{{contractor_bik}}</w:t>
+      </w:r>
+    </w:p>
+    <w:p>
+      <w:pPr>
+        <w:spacing w:before="0" w:after="120" w:line="276" w:lineRule="exact"/>
+        <w:jc w:val="both"/>
+      </w:pPr>
+      <w:r>
+        <w:rPr>
+          <w:rFonts w:ascii="Times New Roman" w:hAnsi="Times New Roman"/>
+          <w:b w:val="0"/>
+          <w:i w:val="0"/>
+          <w:sz w:val="24"/>
         </w:rPr>
         <w:t xml:space="preserve">Банк: </w:t>
       </w:r>
       <w:r>
         <w:rPr>
-          <w:sz w:val="20"/>
+          <w:rFonts w:ascii="Times New Roman" w:hAnsi="Times New Roman"/>
+          <w:b/>
+          <w:color w:val="1E40AF"/>
+          <w:sz w:val="24"/>
         </w:rPr>
         <w:t>{{contractor_bank_name}}</w:t>
       </w:r>
     </w:p>
     <w:p>
       <w:pPr>
-        <w:spacing w:after="40"/>
+        <w:spacing w:before="0" w:after="120" w:line="276" w:lineRule="exact"/>
+        <w:jc w:val="both"/>
       </w:pPr>
       <w:r>
         <w:rPr>
-          <w:b/>
-          <w:sz w:val="20"/>
+          <w:rFonts w:ascii="Times New Roman" w:hAnsi="Times New Roman"/>
+          <w:b w:val="0"/>
+          <w:i w:val="0"/>
+          <w:sz w:val="24"/>
         </w:rPr>
-        <w:t xml:space="preserve">БИК: </w:t>
+        <w:t xml:space="preserve">Основание: акт сдачи-приёмки от </w:t>
       </w:r>
       <w:r>
         <w:rPr>
-          <w:sz w:val="20"/>
+          <w:rFonts w:ascii="Times New Roman" w:hAnsi="Times New Roman"/>
+          <w:b/>
+          <w:color w:val="1E40AF"/>
+          <w:sz w:val="24"/>
         </w:rPr>
-        <w:t>{{contractor_bik}}</w:t>
+        <w:t>{{acceptance_doc_date}}</w:t>
+      </w:r>
+      <w:r>
+        <w:rPr>
+          <w:rFonts w:ascii="Times New Roman" w:hAnsi="Times New Roman"/>
+          <w:b w:val="0"/>
+          <w:i w:val="0"/>
+          <w:sz w:val="24"/>
+        </w:rPr>
+        <w:t xml:space="preserve"> № </w:t>
+      </w:r>
+      <w:r>
+        <w:rPr>
+          <w:rFonts w:ascii="Times New Roman" w:hAnsi="Times New Roman"/>
+          <w:b/>
+          <w:color w:val="1E40AF"/>
+          <w:sz w:val="24"/>
+        </w:rPr>
+        <w:t>{{acceptance_doc_number}}</w:t>
+      </w:r>
+      <w:r>
+        <w:rPr>
+          <w:rFonts w:ascii="Times New Roman" w:hAnsi="Times New Roman"/>
+          <w:b w:val="0"/>
+          <w:i w:val="0"/>
+          <w:sz w:val="24"/>
+        </w:rPr>
+        <w:t>.</w:t>
       </w:r>
     </w:p>
     <w:p/>
     <w:p>
+      <w:pPr>
+        <w:spacing w:before="0" w:after="80" w:line="276" w:lineRule="exact"/>
+        <w:jc w:val="left"/>
+      </w:pPr>
       <w:r>
         <w:rPr>
-          <w:sz w:val="20"/>
+          <w:rFonts w:ascii="Times New Roman" w:hAnsi="Times New Roman"/>
+          <w:b/>
+          <w:color w:val="1E40AF"/>
+          <w:sz w:val="24"/>
         </w:rPr>
-        <w:t>Прошу произвести оплату по закупке №{{purchase_number}} (реестр {{registry_number}}) контрагенту {{contractor_name}} на сумму {{acceptance_doc_amount}} в соответствии с договором №{{contract_number}} от {{contract_date}} и актом приёмки {{acceptance_doc_name}} №{{acceptance_doc_number}} от {{acceptance_doc_date}}.</w:t>
+        <w:t>{{initiator_role}}</w:t>
       </w:r>
     </w:p>
-    <w:p/>
-    <w:p/>
     <w:p>
+      <w:pPr>
+        <w:spacing w:before="0" w:after="40" w:line="276" w:lineRule="exact"/>
+        <w:jc w:val="left"/>
+      </w:pPr>
       <w:r>
         <w:rPr>
-          <w:sz w:val="20"/>
+          <w:rFonts w:ascii="Times New Roman" w:hAnsi="Times New Roman"/>
+          <w:b w:val="0"/>
+          <w:i w:val="0"/>
+          <w:sz w:val="24"/>
         </w:rPr>
-        <w:t>Исполнитель: _______________  /  ФИО  /  {{today}}</w:t>
+        <w:t xml:space="preserve">___________________ / </w:t>
+      </w:r>
+      <w:r>
+        <w:rPr>
+          <w:rFonts w:ascii="Times New Roman" w:hAnsi="Times New Roman"/>
+          <w:b/>
+          <w:color w:val="1E40AF"/>
+          <w:sz w:val="24"/>
+        </w:rPr>
+        <w:t>{{initiator_name}}</w:t>
+      </w:r>
+    </w:p>
+    <w:p>
+      <w:pPr>
+        <w:spacing w:before="0" w:after="0" w:line="276" w:lineRule="exact"/>
+        <w:jc w:val="left"/>
+      </w:pPr>
+      <w:r>
+        <w:rPr>
+          <w:rFonts w:ascii="Times New Roman" w:hAnsi="Times New Roman"/>
+          <w:b w:val="0"/>
+          <w:i w:val="0"/>
+          <w:sz w:val="24"/>
+        </w:rPr>
+        <w:t>«</w:t>
+      </w:r>
+      <w:r>
+        <w:rPr>
+          <w:rFonts w:ascii="Times New Roman" w:hAnsi="Times New Roman"/>
+          <w:b/>
+          <w:color w:val="1E40AF"/>
+          <w:sz w:val="24"/>
+        </w:rPr>
+        <w:t>{{today}}</w:t>
+      </w:r>
+      <w:r>
+        <w:rPr>
+          <w:rFonts w:ascii="Times New Roman" w:hAnsi="Times New Roman"/>
+          <w:b w:val="0"/>
+          <w:i w:val="0"/>
+          <w:sz w:val="24"/>
+        </w:rPr>
+        <w:t>»</w:t>
       </w:r>
     </w:p>
     <w:sectPr>
@@ -633,6 +1110,10 @@
     <w:name w:val="Normal"/>
     <w:qFormat/>
     <w:rsid w:val="00FC693F"/>
+    <w:rPr>
+      <w:rFonts w:ascii="Times New Roman" w:hAnsi="Times New Roman"/>
+      <w:sz w:val="24"/>
+    </w:rPr>
   </w:style>
   <w:style w:type="paragraph" w:styleId="Header">
     <w:name w:val="header"/>

--- a/backend/templates/service_note_payment.docx
+++ b/backend/templates/service_note_payment.docx
@@ -30,7 +30,7 @@
           <w:color w:val="1E40AF"/>
           <w:sz w:val="20"/>
         </w:rPr>
-        <w:t>{{синие переменные}}    — автоподстановка из БД</w:t>
+        <w:t>{% raw %}{{синие переменные}}{% endraw %}    — автоподстановка из БД</w:t>
       </w:r>
     </w:p>
     <w:p>
@@ -76,7 +76,7 @@
           <w:color w:val="6B7280"/>
           <w:sz w:val="20"/>
         </w:rPr>
-        <w:t>серые {% маркеры %}    — технические условия Jinja2 (не трогать)</w:t>
+        <w:t>серые {% raw %}{% маркеры %}{% endraw %}    — технические условия Jinja2 (не трогать)</w:t>
       </w:r>
     </w:p>
     <w:p>

--- a/backend/templates/service_note_payment.docx
+++ b/backend/templates/service_note_payment.docx
@@ -30,7 +30,7 @@
           <w:color w:val="1E40AF"/>
           <w:sz w:val="20"/>
         </w:rPr>
-        <w:t>{% raw %}{{синие переменные}}{% endraw %}    — автоподстановка из БД</w:t>
+        <w:t>{{синие переменные}}    — автоподстановка из БД</w:t>
       </w:r>
     </w:p>
     <w:p>
@@ -76,7 +76,7 @@
           <w:color w:val="6B7280"/>
           <w:sz w:val="20"/>
         </w:rPr>
-        <w:t>серые {% raw %}{% маркеры %}{% endraw %}    — технические условия Jinja2 (не трогать)</w:t>
+        <w:t>серые {% маркеры %}    — технические условия Jinja2 (не трогать)</w:t>
       </w:r>
     </w:p>
     <w:p>

--- a/backend/templates/service_note_payment.docx
+++ b/backend/templates/service_note_payment.docx
@@ -30,7 +30,7 @@
           <w:color w:val="1E40AF"/>
           <w:sz w:val="20"/>
         </w:rPr>
-        <w:t>{{синие переменные}}    — автоподстановка из БД</w:t>
+        <w:t>«синие переменные»    — автоподстановка из БД</w:t>
       </w:r>
     </w:p>
     <w:p>
@@ -45,7 +45,7 @@
           <w:color w:val="15803D"/>
           <w:sz w:val="20"/>
         </w:rPr>
-        <w:t>зелёный текст           — вариант 1 в условном блоке</w:t>
+        <w:t>зелёный текст         — вариант 1 в условном блоке</w:t>
       </w:r>
     </w:p>
     <w:p>
@@ -60,7 +60,7 @@
           <w:color w:val="C2410C"/>
           <w:sz w:val="20"/>
         </w:rPr>
-        <w:t>оранжевый текст         — вариант 2</w:t>
+        <w:t>оранжевый текст       — вариант 2</w:t>
       </w:r>
     </w:p>
     <w:p>
@@ -76,7 +76,7 @@
           <w:color w:val="6B7280"/>
           <w:sz w:val="20"/>
         </w:rPr>
-        <w:t>серые {% маркеры %}    — технические условия Jinja2 (не трогать)</w:t>
+        <w:t>серые «маркеры»       — технические условия Jinja2 (не трогать)</w:t>
       </w:r>
     </w:p>
     <w:p>
